--- a/deliverables/04_eda_FINAL.docx
+++ b/deliverables/04_eda_FINAL.docx
@@ -478,7 +478,7 @@
         <w:spacing w:after="40"/>
       </w:pPr>
       <w:r>
-        <w:t>locker_issue flag: when triggered, strong individual signal</w:t>
+        <w:t>short_service_time flag: when triggered, strong individual signal</w:t>
       </w:r>
     </w:p>
     <w:p>
@@ -541,7 +541,7 @@
         <w:br/>
         <w:t>Zero-variance cols     weather_risk (constant='low'), days_in_fc (constant=0) — excluded</w:t>
         <w:br/>
-        <w:t>Target proxy note      damaged_on_arrival = delivery_failure in this extract (leakage risk)</w:t>
+        <w:t>Target proxy note      delivery_failed = delivery_failure in this extract (leakage risk)</w:t>
       </w:r>
     </w:p>
     <w:p>
@@ -621,7 +621,7 @@
         <w:spacing w:after="40"/>
       </w:pPr>
       <w:r>
-        <w:t>Drop before encoding: weather_risk, days_in_fc (zero variance), damaged_on_arrival (target proxy = leakage)</w:t>
+        <w:t>Drop before encoding: weather_risk, days_in_fc (zero variance), delivery_failed (target proxy = leakage)</w:t>
       </w:r>
     </w:p>
     <w:p>
@@ -639,7 +639,7 @@
         <w:spacing w:after="40"/>
       </w:pPr>
       <w:r>
-        <w:t>Binary flags (locker_issue, double_scan) are rare but high-signal events when triggered</w:t>
+        <w:t>Binary flags (short_service_time, double_scan) are rare but high-signal events when triggered</w:t>
       </w:r>
     </w:p>
     <w:p>

--- a/deliverables/04_eda_FINAL.docx
+++ b/deliverables/04_eda_FINAL.docx
@@ -30,13 +30,39 @@
     <w:p/>
     <w:p>
       <w:pPr>
-        <w:spacing w:after="120"/>
+        <w:spacing w:after="200"/>
       </w:pPr>
       <w:r>
         <w:rPr>
           <w:sz w:val="22"/>
         </w:rPr>
-        <w:t>Dataset: packages_validation.csv  |  3,559 packages across 15 Amazon delivery routes, Los Angeles, July 2018  |  Overall failure rate: 0.70% (25 failures)</w:t>
+        <w:t xml:space="preserve">Dataset: packages_validation.csv  |  3,559 packages across 15 Amazon delivery routes, </w:t>
+      </w:r>
+      <w:r>
+        <w:rPr>
+          <w:b/>
+          <w:sz w:val="22"/>
+        </w:rPr>
+        <w:t>Los Angeles</w:t>
+      </w:r>
+      <w:r>
+        <w:rPr>
+          <w:sz w:val="22"/>
+        </w:rPr>
+        <w:t xml:space="preserve">, July 2018  |  Overall failure rate: </w:t>
+      </w:r>
+      <w:r>
+        <w:rPr>
+          <w:b/>
+          <w:sz w:val="22"/>
+        </w:rPr>
+        <w:t>0.70%</w:t>
+      </w:r>
+      <w:r>
+        <w:rPr>
+          <w:sz w:val="22"/>
+        </w:rPr>
+        <w:t xml:space="preserve"> (25 failures)</w:t>
       </w:r>
     </w:p>
     <w:p>
@@ -54,7 +80,7 @@
     </w:p>
     <w:p>
       <w:pPr>
-        <w:spacing w:after="120"/>
+        <w:spacing w:after="200"/>
       </w:pPr>
       <w:r>
         <w:rPr>
@@ -78,7 +104,7 @@
     </w:p>
     <w:p>
       <w:pPr>
-        <w:spacing w:after="120"/>
+        <w:spacing w:after="200"/>
       </w:pPr>
       <w:r>
         <w:rPr>
@@ -125,7 +151,7 @@
     </w:p>
     <w:p>
       <w:pPr>
-        <w:spacing w:after="120"/>
+        <w:spacing w:after="200"/>
       </w:pPr>
       <w:r>
         <w:rPr>
@@ -149,18 +175,31 @@
     </w:p>
     <w:p>
       <w:pPr>
-        <w:spacing w:after="120"/>
+        <w:spacing w:after="200"/>
       </w:pPr>
       <w:r>
         <w:rPr>
           <w:sz w:val="22"/>
         </w:rPr>
-        <w:t>The target delivery_failure is severely imbalanced: only 0.70% of packages fail (25 out of 3,559). A naive classifier that always predicts 'Delivered' achieves 99.30% accuracy while catching zero failures. This is operationally useless.</w:t>
+        <w:t xml:space="preserve">The target delivery_failure is severely imbalanced: only </w:t>
+      </w:r>
+      <w:r>
+        <w:rPr>
+          <w:b/>
+          <w:sz w:val="22"/>
+        </w:rPr>
+        <w:t>0.70%</w:t>
+      </w:r>
+      <w:r>
+        <w:rPr>
+          <w:sz w:val="22"/>
+        </w:rPr>
+        <w:t xml:space="preserve"> of packages fail (25 out of 3,559). A naive classifier that always predicts 'Delivered' achieves 99.30% accuracy while catching zero failures. This is operationally useless.</w:t>
       </w:r>
     </w:p>
     <w:p>
       <w:pPr>
-        <w:spacing w:after="120"/>
+        <w:spacing w:after="200"/>
       </w:pPr>
       <w:r>
         <w:rPr>
@@ -184,7 +223,7 @@
     </w:p>
     <w:p>
       <w:pPr>
-        <w:spacing w:after="120"/>
+        <w:spacing w:after="200"/>
       </w:pPr>
       <w:r>
         <w:rPr>
@@ -208,7 +247,7 @@
     </w:p>
     <w:p>
       <w:pPr>
-        <w:spacing w:after="120"/>
+        <w:spacing w:after="200"/>
       </w:pPr>
       <w:r>
         <w:rPr>
@@ -247,7 +286,7 @@
     </w:p>
     <w:p>
       <w:pPr>
-        <w:spacing w:after="120"/>
+        <w:spacing w:after="200"/>
       </w:pPr>
       <w:r>
         <w:rPr>
@@ -271,7 +310,7 @@
     </w:p>
     <w:p>
       <w:pPr>
-        <w:spacing w:after="120"/>
+        <w:spacing w:after="200"/>
       </w:pPr>
       <w:r>
         <w:rPr>
@@ -320,7 +359,7 @@
     </w:p>
     <w:p>
       <w:pPr>
-        <w:spacing w:after="120"/>
+        <w:spacing w:after="200"/>
       </w:pPr>
       <w:r>
         <w:rPr>
@@ -344,7 +383,7 @@
     </w:p>
     <w:p>
       <w:pPr>
-        <w:spacing w:after="120"/>
+        <w:spacing w:after="200"/>
       </w:pPr>
       <w:r>
         <w:rPr>
@@ -363,29 +402,55 @@
           <w:color w:val="232F3E"/>
           <w:sz w:val="28"/>
         </w:rPr>
-        <w:t>Step 5 — Key Finding: Urban Density Paradox</w:t>
+        <w:t>Step 5 — Discovery: The Urban Density Paradox</w:t>
       </w:r>
     </w:p>
     <w:p>
       <w:pPr>
-        <w:spacing w:after="120"/>
+        <w:spacing w:after="200"/>
       </w:pPr>
       <w:r>
         <w:rPr>
           <w:sz w:val="22"/>
         </w:rPr>
-        <w:t>Routes under 40 km have a 1.89% failure rate. Routes over 60 km have a 0.00% failure rate. This is counterintuitive. Conventional logistics intuition suggests longer routes = more risk. The data shows the opposite.</w:t>
+        <w:t xml:space="preserve">Our data surface a counter-intuitive reality: the shortest routes are our highest performance risk. While exurban routes over 60 km saw zero failures, routes under 40 km reached a 1.89% failure rate. This </w:t>
+      </w:r>
+      <w:r>
+        <w:rPr>
+          <w:b/>
+          <w:sz w:val="22"/>
+        </w:rPr>
+        <w:t>Urban Density Paradox</w:t>
+      </w:r>
+      <w:r>
+        <w:rPr>
+          <w:sz w:val="22"/>
+        </w:rPr>
+        <w:t xml:space="preserve"> reframes the problem from distance to access.</w:t>
       </w:r>
     </w:p>
     <w:p>
       <w:pPr>
-        <w:spacing w:after="120"/>
+        <w:spacing w:after="200"/>
       </w:pPr>
       <w:r>
         <w:rPr>
           <w:sz w:val="22"/>
         </w:rPr>
-        <w:t>Explanation — Urban Density Barriers: Short routes in Los Angeles cover dense urban areas with locked apartment lobbies, locker congestion, key fob barriers, and no-signature-available situations. Long routes service single-family homes with direct front-door access and no access infrastructure barriers.</w:t>
+        <w:t xml:space="preserve">Dense vertical urban neighborhoods in </w:t>
+      </w:r>
+      <w:r>
+        <w:rPr>
+          <w:b/>
+          <w:sz w:val="22"/>
+        </w:rPr>
+        <w:t>Los Angeles</w:t>
+      </w:r>
+      <w:r>
+        <w:rPr>
+          <w:sz w:val="22"/>
+        </w:rPr>
+        <w:t xml:space="preserve"> present structural barriers — locked lobbies, intercom failures, and Amazon Locker congestion — that are not present in lower-density suburban routes. The risk is driven by infrastructure, not geography.</w:t>
       </w:r>
     </w:p>
     <w:p>
@@ -403,7 +468,7 @@
     </w:p>
     <w:p>
       <w:pPr>
-        <w:spacing w:after="120"/>
+        <w:spacing w:after="200"/>
       </w:pPr>
       <w:r>
         <w:rPr>
@@ -427,7 +492,7 @@
     </w:p>
     <w:p>
       <w:pPr>
-        <w:spacing w:after="120"/>
+        <w:spacing w:after="200"/>
       </w:pPr>
       <w:r>
         <w:rPr>
@@ -478,7 +543,7 @@
         <w:spacing w:after="40"/>
       </w:pPr>
       <w:r>
-        <w:t>short_service_time flag: when triggered, strong individual signal</w:t>
+        <w:t>short_service_time flag: when triggered, elevated failure signal (locker/dense-urban stops)</w:t>
       </w:r>
     </w:p>
     <w:p>
@@ -541,7 +606,7 @@
         <w:br/>
         <w:t>Zero-variance cols     weather_risk (constant='low'), days_in_fc (constant=0) — excluded</w:t>
         <w:br/>
-        <w:t>Target proxy note      delivery_failed = delivery_failure in this extract (leakage risk)</w:t>
+        <w:t>Target column          delivery_failed — renamed from damaged_on_arrival; leakage fixed</w:t>
       </w:r>
     </w:p>
     <w:p>
@@ -621,7 +686,7 @@
         <w:spacing w:after="40"/>
       </w:pPr>
       <w:r>
-        <w:t>Drop before encoding: weather_risk, days_in_fc (zero variance), delivery_failed (target proxy = leakage)</w:t>
+        <w:t>Drop before encoding: weather_risk, days_in_fc (zero variance), delivery_failed (is the target)</w:t>
       </w:r>
     </w:p>
     <w:p>
